--- a/apps/legal-docs-blueprints/templates/inversiones_Sociedad/contrato_participacion_administracion_cartera/contrato_participacion_administracion_cartera_mujer.docx
+++ b/apps/legal-docs-blueprints/templates/inversiones_Sociedad/contrato_participacion_administracion_cartera/contrato_participacion_administracion_cartera_mujer.docx
@@ -341,6 +341,8 @@
       </w:r>
       <w:r>
         <w:rPr>
+          <w:b/>
+          <w:bCs/>
           <w:rtl w:val="0"/>
         </w:rPr>
         <w:t xml:space="preserve">{nombreCompleto}</w:t>
@@ -400,6 +402,8 @@
       </w:r>
       <w:r>
         <w:rPr>
+          <w:b/>
+          <w:bCs/>
           <w:color w:val="000000"/>
           <w:rtl w:val="0"/>
         </w:rPr>
@@ -414,6 +418,8 @@
       </w:r>
       <w:r>
         <w:rPr>
+          <w:b/>
+          <w:bCs/>
           <w:color w:val="000000"/>
           <w:rtl w:val="0"/>
         </w:rPr>
@@ -4826,7 +4832,7 @@
                 <w:color w:val="5b4fcf"/>
                 <w:rtl w:val="0"/>
               </w:rPr>
-              <w:t xml:space="preserve">{nombreSociedadInversionista}</w:t>
+              <w:t xml:space="preserve">{nombreCompleto}</w:t>
             </w:r>
             <w:r>
               <w:rPr>
@@ -4845,7 +4851,7 @@
                 <w:color w:val="8888aa"/>
                 <w:rtl w:val="0"/>
               </w:rPr>
-              <w:t xml:space="preserve">{nombreCompleto}</w:t>
+              <w:t xml:space="preserve">{cargoRepresentanteLegal} de la entidad denominada {nombreSociedadInversionista}</w:t>
             </w:r>
             <w:r>
               <w:rPr>

--- a/apps/legal-docs-blueprints/templates/inversiones_Sociedad/contrato_participacion_administracion_cartera/contrato_participacion_administracion_cartera_mujer.docx
+++ b/apps/legal-docs-blueprints/templates/inversiones_Sociedad/contrato_participacion_administracion_cartera/contrato_participacion_administracion_cartera_mujer.docx
@@ -4638,6 +4638,30 @@
         </w:rPr>
         <w:t xml:space="preserve">{diaTexto} de {mesTexto} de dos mil {anoTexto}.</w:t>
       </w:r>
+      <w:r>
+        <w:rPr>
+          <w:rtl w:val="0"/>
+        </w:rPr>
+      </w:r>
+    </w:p>
+    <w:p>
+      <w:pPr>
+        <w:spacing w:line="360" w:lineRule="auto"/>
+        <w:jc w:val="both"/>
+        <w:rPr/>
+      </w:pPr>
+      <w:r>
+        <w:rPr>
+          <w:rtl w:val="0"/>
+        </w:rPr>
+      </w:r>
+    </w:p>
+    <w:p>
+      <w:pPr>
+        <w:spacing w:line="360" w:lineRule="auto"/>
+        <w:jc w:val="both"/>
+        <w:rPr/>
+      </w:pPr>
       <w:r>
         <w:rPr>
           <w:rtl w:val="0"/>

--- a/apps/legal-docs-blueprints/templates/inversiones_Sociedad/contrato_participacion_administracion_cartera/contrato_participacion_administracion_cartera_mujer.docx
+++ b/apps/legal-docs-blueprints/templates/inversiones_Sociedad/contrato_participacion_administracion_cartera/contrato_participacion_administracion_cartera_mujer.docx
@@ -295,7 +295,7 @@
         <w:rPr>
           <w:rtl w:val="0"/>
         </w:rPr>
-        <w:t xml:space="preserve">, conforme al nombramiento inscrito en el Registro Mercantil General de la República al número de Registro setecientos quince mil quinientos sesenta y dos (715562), Folio novecientos noventa y siete (997), Libro ochocientos veintidós (822) de Auxiliares de Comercio (en adelante </w:t>
+        <w:t xml:space="preserve">, conforme al nombramiento inscrito en el Registro Mercantil General de la República al número de Registro ochocientos sesenta mil ciento ochenta y siete (860187), Folio doscientos dos (202), Libro ochocientos sesenta y siete (867) de Auxiliares de Comercio (en adelante </w:t>
       </w:r>
       <w:r>
         <w:rPr>
